--- a/LMER_all_cafo_results.docx
+++ b/LMER_all_cafo_results.docx
@@ -1144,7 +1144,7 @@
                 <w:rFonts w:ascii="Calibri" w:hAnsi="Calibri"/>
                 <w:sz w:val="20"/>
               </w:rPr>
-              <w:t xml:space="default">huc12_pop_density</w:t>
+              <w:t xml:space="default">huc12_pop_density_scaled</w:t>
             </w:r>
           </w:p>
         </w:tc>
@@ -1216,7 +1216,7 @@
                 <w:rFonts w:ascii="Calibri" w:hAnsi="Calibri"/>
                 <w:sz w:val="20"/>
               </w:rPr>
-              <w:t xml:space="default">-0.001*</w:t>
+              <w:t xml:space="default">-0.072*</w:t>
             </w:r>
           </w:p>
         </w:tc>
@@ -1317,7 +1317,7 @@
                 <w:rFonts w:ascii="Calibri" w:hAnsi="Calibri"/>
                 <w:sz w:val="20"/>
               </w:rPr>
-              <w:t xml:space="default">(0.000)</w:t>
+              <w:t xml:space="default">(0.031)</w:t>
             </w:r>
           </w:p>
         </w:tc>
@@ -2226,7 +2226,7 @@
                 <w:rFonts w:ascii="Calibri" w:hAnsi="Calibri"/>
                 <w:sz w:val="20"/>
               </w:rPr>
-              <w:t xml:space="default">14069.6</w:t>
+              <w:t xml:space="default">14060.4</w:t>
             </w:r>
           </w:p>
         </w:tc>
@@ -2327,7 +2327,7 @@
                 <w:rFonts w:ascii="Calibri" w:hAnsi="Calibri"/>
                 <w:sz w:val="20"/>
               </w:rPr>
-              <w:t xml:space="default">14210.4</w:t>
+              <w:t xml:space="default">14201.2</w:t>
             </w:r>
           </w:p>
         </w:tc>
